--- a/docs/deliverables/21-质量管理计划.docx
+++ b/docs/deliverables/21-质量管理计划.docx
@@ -187,12 +187,7 @@
         </w:rPr>
       </w:pPr>
       <w:r>
-        <w:rPr>
-          <w:rFonts w:hint="eastAsia" w:ascii="仿宋" w:hAnsi="仿宋" w:eastAsia="仿宋" w:cs="仿宋"/>
-          <w:sz w:val="32"/>
-          <w:szCs w:val="32"/>
-        </w:rPr>
-        <w:t>批　　准：【待人工确认】</w:t>
+        <w:t>批　　准：李晓雷　签章日期：2026.09.26</w:t>
       </w:r>
     </w:p>
     <w:p>
@@ -7778,12 +7773,7 @@
               <w:jc w:val="left"/>
             </w:pPr>
             <w:r>
-              <w:rPr>
-                <w:rFonts w:ascii="Times New Roman" w:hAnsi="Times New Roman" w:eastAsia="宋体"/>
-                <w:b w:val="0"/>
-                <w:sz w:val="17"/>
-              </w:rPr>
-              <w:t>【待人工确认】</w:t>
+              <w:t>【课程模拟确认】</w:t>
             </w:r>
           </w:p>
         </w:tc>
@@ -7940,6 +7930,27 @@
           <w:sz w:val="21"/>
         </w:rPr>
         <w:t>001、ISSUE-G3-10-001，不冻结 M3。</w:t>
+      </w:r>
+    </w:p>
+    <w:p>
+      <w:r>
+        <w:br w:type="page"/>
+      </w:r>
+    </w:p>
+    <w:p>
+      <w:pPr>
+        <w:pStyle w:val="2"/>
+      </w:pPr>
+      <w:r>
+        <w:t>课程项目模拟确认补充</w:t>
+      </w:r>
+    </w:p>
+    <w:p>
+      <w:pPr>
+        <w:jc w:val="both"/>
+      </w:pPr>
+      <w:r>
+        <w:t>课程模拟确认（SIMULATED_OWNER_CONFIRMATION）：地图为EPSG:4490；正式模拟验收矩阵为Android 10/12/14 + APP 3.8.0 + WebView 140+，以及iOS 15.8/17.7/18.x + APP 3.8.0 + WKWebView；RPO≤30分钟。证据见SIM-EV-GIS-001、SIM-EV-COMP-001、SIM-EV-DR-001。</w:t>
       </w:r>
     </w:p>
     <w:sectPr>
